--- a/courseware/LG-Claude Design for UX-UI.docx
+++ b/courseware/LG-Claude Design for UX-UI.docx
@@ -1008,11 +1008,9 @@
                 <w:b/>
                 <w:color w:val="724CD6"/>
               </w:rPr>
-              <w:t xml:space="preserve">Alignment: </w:t>
-            </w:r>
-            <w:r>
-              <w:t>LO1 · K1 · K3 · A1 · A2</w:t>
-            </w:r>
+              <w:t>Alignment: LO1</w:t>
+            </w:r>
+            <w:r/>
           </w:p>
         </w:tc>
       </w:tr>
@@ -2414,7 +2412,7 @@
           <w:b/>
           <w:color w:val="10988A"/>
         </w:rPr>
-        <w:t>Alignment: A1 · LO1 · Duration: 45 minutes</w:t>
+        <w:t>Alignment: LO1 · Duration: 25 minutes</w:t>
       </w:r>
     </w:p>
     <w:p>
@@ -2644,7 +2642,7 @@
                 <w:rFonts w:ascii="Arial" w:hAnsi="Arial"/>
                 <w:sz w:val="20"/>
               </w:rPr>
-              <w:t>Create a new project named `UI Design Lab 01 — Research Brief and Requirements`. Keep this lab separate from unrelated experiments so its context remains focused.</w:t>
+              <w:t>Create a new project named `Claude Design Lab 01 — Research Brief and Requirements`. Keep this lab separate from unrelated experiments so its context remains focused.</w:t>
             </w:r>
           </w:p>
         </w:tc>
@@ -3817,7 +3815,7 @@
           <w:b/>
           <w:color w:val="10988A"/>
         </w:rPr>
-        <w:t>Alignment: A2 · K1 · K3 · LO1 · Duration: 60 minutes</w:t>
+        <w:t>Alignment: LO1 · Duration: 25 minutes</w:t>
       </w:r>
     </w:p>
     <w:p>
@@ -4047,7 +4045,7 @@
                 <w:rFonts w:ascii="Arial" w:hAnsi="Arial"/>
                 <w:sz w:val="20"/>
               </w:rPr>
-              <w:t>Create a new project named `UI Design Lab 02 — Information Flow and Principle Audit`. Keep this lab separate from unrelated experiments so its context remains focused.</w:t>
+              <w:t>Create a new project named `Claude Design Lab 02 — Information Flow and Principle Audit`. Keep this lab separate from unrelated experiments so its context remains focused.</w:t>
             </w:r>
           </w:p>
         </w:tc>
@@ -5241,11 +5239,9 @@
                 <w:b/>
                 <w:color w:val="724CD6"/>
               </w:rPr>
-              <w:t xml:space="preserve">Alignment: </w:t>
-            </w:r>
-            <w:r>
-              <w:t>LO2 · K2 · K3 · A3</w:t>
-            </w:r>
+              <w:t>Alignment: LO2</w:t>
+            </w:r>
+            <w:r/>
           </w:p>
         </w:tc>
       </w:tr>
@@ -6541,7 +6537,7 @@
           <w:b/>
           <w:color w:val="10988A"/>
         </w:rPr>
-        <w:t>Alignment: A3 · K2 · LO2 · Duration: 45 minutes</w:t>
+        <w:t>Alignment: LO2 · Duration: 25 minutes</w:t>
       </w:r>
     </w:p>
     <w:p>
@@ -6771,7 +6767,7 @@
                 <w:rFonts w:ascii="Arial" w:hAnsi="Arial"/>
                 <w:sz w:val="20"/>
               </w:rPr>
-              <w:t>Create a new project named `UI Design Lab 03 — Claude Design Project and Design System`. Keep this lab separate from unrelated experiments so its context remains focused.</w:t>
+              <w:t>Create a new project named `Claude Design Lab 03 — Claude Design Project and Design System`. Keep this lab separate from unrelated experiments so its context remains focused.</w:t>
             </w:r>
           </w:p>
         </w:tc>
@@ -7944,7 +7940,7 @@
           <w:b/>
           <w:color w:val="10988A"/>
         </w:rPr>
-        <w:t>Alignment: A3 · K3 · LO2 · Duration: 45 minutes</w:t>
+        <w:t>Alignment: LO2 · Duration: 25 minutes</w:t>
       </w:r>
     </w:p>
     <w:p>
@@ -8174,7 +8170,7 @@
                 <w:rFonts w:ascii="Arial" w:hAnsi="Arial"/>
                 <w:sz w:val="20"/>
               </w:rPr>
-              <w:t>Create a new project named `UI Design Lab 04 — Prompted Wireframes and Variants`. Keep this lab separate from unrelated experiments so its context remains focused.</w:t>
+              <w:t>Create a new project named `Claude Design Lab 04 — Prompted Wireframes and Variants`. Keep this lab separate from unrelated experiments so its context remains focused.</w:t>
             </w:r>
           </w:p>
         </w:tc>
@@ -9368,11 +9364,9 @@
                 <w:b/>
                 <w:color w:val="724CD6"/>
               </w:rPr>
-              <w:t xml:space="preserve">Alignment: </w:t>
-            </w:r>
-            <w:r>
-              <w:t>LO2 · LO3 · K2 · A3 · A4 · A5</w:t>
-            </w:r>
+              <w:t>Alignment: LO2 · LO3</w:t>
+            </w:r>
+            <w:r/>
           </w:p>
         </w:tc>
       </w:tr>
@@ -10668,7 +10662,7 @@
           <w:b/>
           <w:color w:val="10988A"/>
         </w:rPr>
-        <w:t>Alignment: A3 · LO2 · Duration: 45 minutes</w:t>
+        <w:t>Alignment: LO2 · Duration: 25 minutes</w:t>
       </w:r>
     </w:p>
     <w:p>
@@ -10898,7 +10892,7 @@
                 <w:rFonts w:ascii="Arial" w:hAnsi="Arial"/>
                 <w:sz w:val="20"/>
               </w:rPr>
-              <w:t>Create a new project named `UI Design Lab 05 — Reusable Components and States`. Keep this lab separate from unrelated experiments so its context remains focused.</w:t>
+              <w:t>Create a new project named `Claude Design Lab 05 — Reusable Components and States`. Keep this lab separate from unrelated experiments so its context remains focused.</w:t>
             </w:r>
           </w:p>
         </w:tc>
@@ -12071,7 +12065,7 @@
           <w:b/>
           <w:color w:val="10988A"/>
         </w:rPr>
-        <w:t>Alignment: A4 · LO3 · Duration: 45 minutes</w:t>
+        <w:t>Alignment: LO3 · Duration: 25 minutes</w:t>
       </w:r>
     </w:p>
     <w:p>
@@ -12301,7 +12295,7 @@
                 <w:rFonts w:ascii="Arial" w:hAnsi="Arial"/>
                 <w:sz w:val="20"/>
               </w:rPr>
-              <w:t>Create a new project named `UI Design Lab 06 — Interactive Responsive Prototype`. Keep this lab separate from unrelated experiments so its context remains focused.</w:t>
+              <w:t>Create a new project named `Claude Design Lab 06 — Interactive Responsive Prototype`. Keep this lab separate from unrelated experiments so its context remains focused.</w:t>
             </w:r>
           </w:p>
         </w:tc>
@@ -13495,11 +13489,9 @@
                 <w:b/>
                 <w:color w:val="724CD6"/>
               </w:rPr>
-              <w:t xml:space="preserve">Alignment: </w:t>
-            </w:r>
-            <w:r>
-              <w:t>LO4 · A6 · A7</w:t>
-            </w:r>
+              <w:t>Alignment: LO4</w:t>
+            </w:r>
+            <w:r/>
           </w:p>
         </w:tc>
       </w:tr>
@@ -14371,7 +14363,7 @@
           <w:b/>
           <w:color w:val="10988A"/>
         </w:rPr>
-        <w:t>Alignment: A5 · LO3 · Duration: 45 minutes</w:t>
+        <w:t>Alignment: LO3 · Duration: 25 minutes</w:t>
       </w:r>
     </w:p>
     <w:p>
@@ -14601,7 +14593,7 @@
                 <w:rFonts w:ascii="Arial" w:hAnsi="Arial"/>
                 <w:sz w:val="20"/>
               </w:rPr>
-              <w:t>Create a new project named `UI Design Lab 07 — Usability and Accessibility Evaluation`. Keep this lab separate from unrelated experiments so its context remains focused.</w:t>
+              <w:t>Create a new project named `Claude Design Lab 07 — Usability and Accessibility Evaluation`. Keep this lab separate from unrelated experiments so its context remains focused.</w:t>
             </w:r>
           </w:p>
         </w:tc>
@@ -15851,7 +15843,7 @@
           <w:b/>
           <w:color w:val="10988A"/>
         </w:rPr>
-        <w:t>Alignment: A6 · A7 · LO4 · Duration: 30 minutes</w:t>
+        <w:t>Alignment: LO4 · Duration: 25 minutes</w:t>
       </w:r>
     </w:p>
     <w:p>
@@ -16081,7 +16073,7 @@
                 <w:rFonts w:ascii="Arial" w:hAnsi="Arial"/>
                 <w:sz w:val="20"/>
               </w:rPr>
-              <w:t>Create a new project named `UI Design Lab 08 — Documentation, Export and Handoff`. Keep this lab separate from unrelated experiments so its context remains focused.</w:t>
+              <w:t>Create a new project named `Claude Design Lab 08 — Documentation, Export and Handoff`. Keep this lab separate from unrelated experiments so its context remains focused.</w:t>
             </w:r>
           </w:p>
         </w:tc>
